--- a/example_articles/countries/England/6.countries_England_Other_publisher.docx
+++ b/example_articles/countries/England/6.countries_England_Other_publisher.docx
@@ -29,17 +29,17 @@
     </w:p>
     <w:p>
       <w:r>
-        <w:t>Source File: Other publishers/Files (500) (21).DOCX</w:t>
+        <w:t>Source file: Other publishers/Files (500) (21).DOCX</w:t>
       </w:r>
     </w:p>
     <w:p>
       <w:r>
-        <w:t>Raw locations result: ['England']</w:t>
+        <w:t>Raw locations result, 'locations': ['England']</w:t>
       </w:r>
     </w:p>
     <w:p>
       <w:r>
-        <w:t>countries_stand_flat (Standardized): England</w:t>
+        <w:t>Standardized locations result, 'countries_stand_flat': England</w:t>
       </w:r>
     </w:p>
     <w:p>

--- a/example_articles/countries/England/6.countries_England_Other_publisher.docx
+++ b/example_articles/countries/England/6.countries_England_Other_publisher.docx
@@ -7,9 +7,7 @@
         <w:pStyle w:val="Heading1"/>
       </w:pPr>
       <w:r>
-        <w:t>Changes for the better // 'Dinosaurs' tries to woo adults;</w:t>
-        <w:br/>
-        <w:t>'Knots' goes retro</w:t>
+        <w:t>Grand Met's boy wonder fills Pillsbury megajob</w:t>
       </w:r>
     </w:p>
     <w:p>
@@ -19,17 +17,17 @@
     </w:p>
     <w:p>
       <w:r>
-        <w:t>Date: 1992-01-07</w:t>
+        <w:t>Date: 1992-03-09</w:t>
       </w:r>
     </w:p>
     <w:p>
       <w:r>
-        <w:t>Section: LIFE; Television; Pg. 3D; Television</w:t>
+        <w:t>Section: Marketplace; Monday profile; Pg. 1D</w:t>
       </w:r>
     </w:p>
     <w:p>
       <w:r>
-        <w:t>Source file: Other publishers/Files (500) (21).DOCX</w:t>
+        <w:t>Source file: Other publishers/Files (500) (31).DOCX</w:t>
       </w:r>
     </w:p>
     <w:p>
@@ -51,39 +49,119 @@
     </w:p>
     <w:p>
       <w:r>
-        <w:t>Not to be confused with any gulf war retrospectives, ABC's Dinosaurs is going to war -- in a sharp-toothed two-parter now in production. The stakes are high, as producers toy with political satire in hopes of broadening the audience beyond loyal kiddies.</w:t>
+        <w:t>He helped strike a major deal at age 33 that provided Grand Met with a pile of money, then he helped plot the hostile takeover of Pillsbury.</w:t>
         <w:br/>
-        <w:t>Executive producer Michael Jacobs admits he's ''extremely worried'' that Dinosaurs, which anchors ABC on Wednesdays, hasn't chipped away at Unsolved Mysteries' large adult following. This war allegory, an anti-drug episode set for February, and a recent satire on sexual-harassment hearings are ''prime examples'' of Jacobs' efforts to woo adults.</w:t>
+        <w:t xml:space="preserve"> "Ian Martin was the general and I guess I was his first lieutenant," Paul Walsh said in an interview last week.</w:t>
         <w:br/>
-        <w:t>Those dismissing Dinosaurs as Muppet-y fluff should look again. While never as freewheeling and hilarious as The Simpsons, it gets off plenty of zingers, especially when it takes aim at TV.</w:t>
+        <w:t xml:space="preserve"> Now, at age 36, he has vaulted into Grand Met's No. 1 job in Minneapolis and his boy-wonder traits of boldness, curiosity and financial wizardry are slowly being revealed to the larger business community.</w:t>
         <w:br/>
-        <w:t>In the war episodes, presented as a mock-epic miniseries starring Earl ''Pug'' Sinclair, two-legged and four-legged dinosaurs square off in the first-ever WAR (''We Are Right'') over pistachio nuts. The conflict unfolds on government-lapdog DNN (Dinosaur Network News), with its choreographed press briefings and commercial pitches for officially approved war products.</w:t>
+        <w:t xml:space="preserve"> Martin was the proven senior executive and Grand Met board member who was dispatched to Minneapolis to run things during and after the takeover. At a purchase price of $ 5.8 billion, the acquisition in January 1989 was by far the biggest deal London-based Grand Metropolitan PLC had ever made.</w:t>
         <w:br/>
-        <w:t>The drug episode, which finds teen-ager Robbie discovering a plant that makes you happy, ends with Robbie stepping out of character to pitch a moral, only to be told by a co-star that the episode ''got a little preachy toward the end.''</w:t>
+        <w:t>Three years later, with 58 percent of Grand Met's sales and 52 percent of its operating profits coming from its U.S. companies, Martin has returned to London with a promotion to chief operating officer of the company and chief executive of the overall food sector at Grand Met.</w:t>
         <w:br/>
-        <w:t>While the show could still be sharper in execution, it's aiming high enough, and mostly succeeding, to make most of ABC's other sitcoms look like … well … dinosaurs.</w:t>
+        <w:t xml:space="preserve"> With that much riding on North America, Grand Met had a megajob to fill.</w:t>
         <w:br/>
-        <w:t xml:space="preserve"> KNOTTY, KNOTTY: Fans have been wondering how Knots Landing will pull off a creative rebound after a dismal first half of the season, which prompted the soap to shut down for retooling.</w:t>
+        <w:t xml:space="preserve"> Barry Gibbons, 45, was already in charge of Miami-based Burger King, which Pillsbury owns. He continues to report to Martin.</w:t>
         <w:br/>
-        <w:t>The answer: Bring the major characters back into focus and conflict, weeding out the boring newcomers.</w:t>
+        <w:t xml:space="preserve"> To head Pillsbury's food businesses, Alpo Petfoods and GrandMet Foodservice USA - which have $ 3.7 billion in sales - the parent company chose Walsh.</w:t>
         <w:br/>
-        <w:t>The kickiest new plotline will find Sumner (William Devane) and Anne (Michelle Phillips) in each other's arms, an affair destined to drive Paige (Nicolette Sheridan) up the wall. Paige, you see, is Sumner's ex-lover, Anne's daughter, and she'll go to work for him again since he sabotaged her new business.</w:t>
+        <w:t xml:space="preserve"> Tony Scherber, who headed up Pillsbury sales under Walsh before recently retiring, said there was never any doubt who would succeed Martin at the Minneapolis headquarters.</w:t>
         <w:br/>
-        <w:t>Sumner also gets an unlikely adversary in Val (Joan Van Ark), who moves back to the cul-de-sac with Gary (Ted Shackelford) after he loses his ranch. Shades of Kitty Kelley when Val is hired to write a tell-all Sumner bio.</w:t>
+        <w:t xml:space="preserve"> "You could say that after Paul put the deal together to buy Pillsbury, Ian gave it to him to run," Scherber said. "He said, 'OK, young star, you did good work. Now let's see if you can run it.' "</w:t>
         <w:br/>
-        <w:t>And when Paige's life is threatened, the crisis brings her parents - Anne and family-man Mack (Kevin Dobson) - close together again. Watch out, Karen (Michele Lee).</w:t>
+        <w:t xml:space="preserve"> Tom Haggai, chairman of IGA Inc., one of Pillsbury's biggest customers, said, "I think you will see Pillsbury have glory days under him..  He's going to write his own chapters."</w:t>
         <w:br/>
-        <w:t>These moves should sound promising to those who appreciate Knots as a great escape and were upset at its sudden plunge in amusement.</w:t>
+        <w:t xml:space="preserve"> The prelude already has been penned. Walsh, who looks a little like singer Phil Collins, has a disarming frequent smile and his British accent is so thick it buries some of his words. But the accent, like Walsh, is unpretentious. The only thing regal about him are the initials embroidered on the sleeve of his starched shirt.</w:t>
         <w:br/>
-        <w:t>REVIEWS IN BRIEF: Both Sides With Jesse Jackson (##) arrived Saturday night on CNN, with a debate on the recession that sounded an awful lot like every other TV platform for finger-pointing rhetoric. Jackson made a herky-jerky, and sometimes unfathomable, host.</w:t>
+        <w:t xml:space="preserve"> Walsh joined Grand Met in 1982 as a financial planner. By reforming the financial-reporting system in the brewing division, he captured the attention of Martin and Sir Allen Sheppard, chairman of Grand Met.</w:t>
         <w:br/>
-        <w:t>You'll find a more pertinent discussion of the issue Wednesday night on Bill Moyers' Minimum Wages (###, PBS, 9 EST/PST, times may vary). Moyers uses Milwaukee as a bleak microcosm for a ''silent depression: '' the plight of working-class folks who, even when they do find a job, discover their incomes are so severely downsized they still can't make ends meet.</w:t>
+        <w:t xml:space="preserve"> Martin said that what caught his attention about Walsh was in financial matters "he always goes for the jugular vein. He is tremendously focused on the issues at hand."</w:t>
         <w:br/>
+        <w:t xml:space="preserve"> In 1987, with Martin heading up Grand Met's U.S. operations of Alpo and Pearle Vision Centers, Walsh joined him in Montvale, N.J. Martin also had responsibility for Inter-Continental Hotels Corp. and Walsh was assigned to study the future of that business. His conclusion was that it sucked up too much cash and was too costly to expand.</w:t>
         <w:br/>
-        <w:t>Notes</w:t>
+        <w:t xml:space="preserve"> "If the company wasn't prepared to pay the price to grow it, then why not sell it?" Walsh said.</w:t>
         <w:br/>
+        <w:t xml:space="preserve"> He handled the negotiations with a Japanese buyer and raked in more than $ 2 billion in net after-tax proceeds. As soon as he and Martin closed the deal in Tokyo, they hopped a flight to New Jersey. The next day, Oct. 3, 1988, they flew to Minneapolis and launched their tender offer for Pillsbury's stock. By January they were in control.</w:t>
         <w:br/>
-        <w:t>NEWS &amp; VIEWS</w:t>
+        <w:t xml:space="preserve"> "Heady days. Great fun though," Walsh said.</w:t>
+        <w:br/>
+        <w:t xml:space="preserve"> Martin and Walsh had long considered Pillsbury the primary target for Grand Met's expansion into the U.S. food industry. But they kept mum about the company's intentions until the hotel deal was sealed. They feared Pillsbury would try to mess up the hotel sale as a takeover defense.</w:t>
+        <w:br/>
+        <w:t xml:space="preserve"> "There was the possibility Pillsbury would do mischief," he said.</w:t>
+        <w:br/>
+        <w:t xml:space="preserve"> Not more than six people inside Grand Met were part of the takeover team. Walsh's role was to provide the financial analysis and help arrange financing. The team obtained interest rate caps from lenders months before the Pillsbury purchase, which led to borrowing money below prevailing market rates.</w:t>
+        <w:br/>
+        <w:t xml:space="preserve"> "He is a wizard, absolutely, with finances," Scherber said.</w:t>
+        <w:br/>
+        <w:t xml:space="preserve"> In his new job, Walsh doesn't have as much responsibility as Martin did. Not only is Burger King out of his realm, but Walsh is quick to point out that he shares joint chief operating responsibility for Grand Met's overall food sector with Peter Thompson in Europe. Thompson has direct responsibility for Haagen-Dazs worldwide and food sector businesses outside North America.</w:t>
+        <w:br/>
+        <w:t xml:space="preserve"> Walsh has direct responsibility for the much bigger North American food sector business. Including Haagen-Dazs' U.S. and Canada sales, North America accounts for 71 percent of Grand Met Food Sector sales.</w:t>
+        <w:br/>
+        <w:t xml:space="preserve"> Walsh has been the top operating executive at Pillsbury since July 1990, but he wasn't named chief executive officer of Pillsbury until Martin returned to London.</w:t>
+        <w:br/>
+        <w:t xml:space="preserve"> Walsh is managing the business in the tough, profit-wringing tradition of Grand Met, but he has managed not to awaken the mistrust spawned among employees at the time of the takeover. (In Martin's first year, there were massive layoffs and critics said Grand Met espoused the philosophy of managing employees with "a gentle hand around the throat.")</w:t>
+        <w:br/>
+        <w:t xml:space="preserve"> In fiscal 1991, Pillsbury's operating earnings increased 30 percent from 1990, while advertising spending increased 18 percent. Under Walsh's stewardship, the company has partly retreated from the low-margin flour milling business and he has spearheaded a $ 140 million plant modernization program, which is designed to cut $ 30 million in costs annually.</w:t>
+        <w:br/>
+        <w:t xml:space="preserve"> Under Walsh's battle cry that "new products are the lifeblood of the food industry," Pillsbury rolled out 65 new offerings in fiscal 1991 and Grand Met Food Sector was named new product company of the year by Prepared Foods magazine. Grand Met also beefed up its food service business recently by paying $ 120 million in stock to buy the frozen products division of locally owned McGlynn Bakeries.</w:t>
+        <w:br/>
+        <w:t xml:space="preserve"> In a gutsy move, Walsh also severed a long-standing agreement under which Kraft Foods brokered Pillsbury refrigerated dough products. Pillsbury hired more than 200 additional sales people to fill the gap. A source said previous management was afraid to end the relationship because it would open the door for Kraft to compete against Pillsbury in that business.</w:t>
+        <w:br/>
+        <w:t xml:space="preserve"> Despite his obvious forcefulness, Walsh is admired for taking his own success lightly and listening to those around him. Even though the food business is relatively new to him, he has enough natural leadership ability to make him effective at the top of a company that is driven by marketing.</w:t>
+        <w:br/>
+        <w:t xml:space="preserve"> "He neither has an ego nor paranoia that makes him want to be center stage," IGA's Haggai said.</w:t>
+        <w:br/>
+        <w:t xml:space="preserve"> A source who knows Martin and Walsh said the local business community was quicker to warm up to Walsh. Perhaps that is because Walsh - unlike Martin - gets around without a chauffeur.</w:t>
+        <w:br/>
+        <w:t xml:space="preserve"> "Paul's the kind of guy you could go out and have a beer with," the source said. "Ian was a little stiff."</w:t>
+        <w:br/>
+        <w:t xml:space="preserve"> Walsh grew up as an only child in a working-class neighborhood in Manchester, England. His father was a pipefitter-turned-CEO of a small engineering firm. "He was always inclined for me to go into that business, but in actual fact I was hopeless with my hands," Walsh said.</w:t>
+        <w:br/>
+        <w:t xml:space="preserve"> Not totally. In high school, Walsh was a three-sport athlete: soccer, cricket and rugby. He continued playing rugby while in college and he still plays a mean game of squash.</w:t>
+        <w:br/>
+        <w:t xml:space="preserve"> Larry Perlman, president and chief executive officer of Control Data Corp., said Walsh is still full of youthful curiosity. As a Control Data board member, for instance, Walsh visited the company's Arbitron division to satisfy his interest in the computerized ratings business.</w:t>
+        <w:br/>
+        <w:t xml:space="preserve"> "He's really a very incisive thinker," Perlman said. "He gets to know things very quickly."</w:t>
+        <w:br/>
+        <w:t xml:space="preserve"> Michael Wright, chairman, chief executive officer and president of Super Valu Stores Inc., said Walsh is a perfect fit at non-snobbish Grand Met.</w:t>
+        <w:br/>
+        <w:t xml:space="preserve"> "I would suspect he does not come from the English gentry," Wright said. "These guys, Ian and Paul, these are all pretty good guys who came up the hard way."</w:t>
+        <w:br/>
+        <w:t xml:space="preserve"> The company biography of Walsh identifies him as "a qualified accountant" who attended Manchester Polytechnic - not exactly Oxford or Cambridge. His first job was as an accountant at a factory in his hometown.</w:t>
+        <w:br/>
+        <w:t xml:space="preserve"> Not surprisingly, Walsh contends that success is open to anyone at Grand Met who can meet "really specific performance criteria." He said he got noticed by "generally making a nuisance of myself."</w:t>
+        <w:br/>
+        <w:t xml:space="preserve"> "The culture at Grand Met is very much about winning - taking bold strokes and setting yourself certain targets and then doing everything in your power to meet or exceed them," he said.</w:t>
+        <w:br/>
+        <w:t xml:space="preserve"> To get a sense of Walsh's boldness, imagine him revving up the twin 420-horsepower engines on his 34-foot cigarette boat and streaming off into the Gulf of Mexico from his vacation home on Marco Island, Fla. To sense his gift of curiosity, imagine him stopping the boat when he's miles out to sea and fiddling with a global positioning device that uses satellites to track a vessel's precise location on the ocean (within 10 feet.)</w:t>
+        <w:br/>
+        <w:t xml:space="preserve"> "If these are the things people like myself can buy, imagine what the Pentagon has," Walsh mused.</w:t>
+        <w:br/>
+        <w:t xml:space="preserve"> Financial wizardry? Try understanding that Walsh had a childhood weakness for calculus and trigonometry.</w:t>
+        <w:br/>
+        <w:t xml:space="preserve"> "I would happily sit down and do quadratic equations, but I would try and play hooky on history, reading and all the rest of it," he said.</w:t>
+        <w:br/>
+        <w:t xml:space="preserve"> That hasn't stopped Walsh from being well-rounded. For instance, as a member of the Greater Minneapolis Chamber of Commerce, Walsh has been active on education issues for children.</w:t>
+        <w:br/>
+        <w:t xml:space="preserve"> "Our staff thinks he pretty much walks on water," Chamber President Connie Levi said. "He's a very charming guy."</w:t>
+        <w:br/>
+        <w:t xml:space="preserve"> Walsh said he likes the Twin Cities as a place where he and his wife, Nikki, can raise their 10-year-old son, Dean Paul. But it's anyone's guess how long they will stay. The winters are long, property taxes high and the Twin Cities is short of the kind of cultural diversity he grew accustomed to in cities like London and New York, he said.</w:t>
+        <w:br/>
+        <w:t xml:space="preserve"> "I've always traveled throughout my career," Walsh said. "My philosophy is that you go where the opportunities are."</w:t>
+        <w:br/>
+        <w:t>Paul Walsh</w:t>
+        <w:br/>
+        <w:t>Born/May, 1, 1955, Manchester, England</w:t>
+        <w:br/>
+        <w:t>Family/wife, Nikki, a former flight attendant from Manchester he met in London. Son, Dean Paul, 10, a student at the International School in Eden Prairie.</w:t>
+        <w:br/>
+        <w:t>Home/Orono, since 1989</w:t>
+        <w:br/>
+        <w:t>Education/Manchester Polytechnic, 1977, accounting degree.</w:t>
+        <w:br/>
+        <w:t>Career/Joined Grand Met in 1982 as financial planner at Watney, Mann and Truman Brewers. He was promoted to chief financial officer of the division in 1986. A year later he was named CFO of Grand Met's Inter-Continental Hotels Corp., which he helped sell in 1988. He was a key member of the Grand Met team assigned to acquire Pillsbury and he was named chief operating officer of Pillsbury after the takeover. He was appointed joint CFO of Grand Met Food Sector in June 1991 and CEO of Pillsbury in January 1992. He is a board member at Control Data Corp., Minneapolis Chamber of Commerce and United Way of Minneapolis.</w:t>
+        <w:br/>
+        <w:t>Hobbies/Family, power boating, squash, water skiing, baseball fan, international travel, beginning golfer and former rugby, cricket and soccer player. Has vacation home on Marco Island, Fla.</w:t>
         <w:br/>
         <w:br/>
         <w:t>Graphic</w:t>
@@ -91,11 +169,7 @@
         <w:br/>
         <w:t xml:space="preserve"> </w:t>
         <w:br/>
-        <w:t>PHOTO; b/w</w:t>
-        <w:br/>
-        <w:t xml:space="preserve"> </w:t>
-        <w:br/>
-        <w:t>CUTLINE: 'DINOSAURS': Earl Sinclair stars in a mock-epic-themed miniseries.</w:t>
+        <w:t>Photograph</w:t>
       </w:r>
     </w:p>
     <w:sectPr>

--- a/example_articles/countries/England/6.countries_England_Other_publisher.docx
+++ b/example_articles/countries/England/6.countries_England_Other_publisher.docx
@@ -7,7 +7,7 @@
         <w:pStyle w:val="Heading1"/>
       </w:pPr>
       <w:r>
-        <w:t>Grand Met's boy wonder fills Pillsbury megajob</w:t>
+        <w:t>ENTER THE WORLD OF ANOTHER LARGER-THAN-LIFE HERO</w:t>
       </w:r>
     </w:p>
     <w:p>
@@ -17,22 +17,22 @@
     </w:p>
     <w:p>
       <w:r>
-        <w:t>Date: 1992-03-09</w:t>
+        <w:t>Date: 1996-07-14</w:t>
       </w:r>
     </w:p>
     <w:p>
       <w:r>
-        <w:t>Section: Marketplace; Monday profile; Pg. 1D</w:t>
+        <w:t>Section: ARTS &amp; ENTERTAINMENT,; BOOK REVIEW</w:t>
       </w:r>
     </w:p>
     <w:p>
       <w:r>
-        <w:t>Source file: Other publishers/Files (500) (31).DOCX</w:t>
+        <w:t>Source file: Other publishers/Files (500) (21).DOCX</w:t>
       </w:r>
     </w:p>
     <w:p>
       <w:r>
-        <w:t>Raw locations result, 'locations': ['England']</w:t>
+        <w:t>Raw locations result, 'locations': ['New England', 'Pennsylvania']</w:t>
       </w:r>
     </w:p>
     <w:p>
@@ -49,119 +49,41 @@
     </w:p>
     <w:p>
       <w:r>
-        <w:t>He helped strike a major deal at age 33 that provided Grand Met with a pile of money, then he helped plot the hostile takeover of Pillsbury.</w:t>
+        <w:t>''THE LAST OF THE SAVAGES''</w:t>
         <w:br/>
-        <w:t xml:space="preserve"> "Ian Martin was the general and I guess I was his first lieutenant," Paul Walsh said in an interview last week.</w:t>
+        <w:t xml:space="preserve"> </w:t>
         <w:br/>
-        <w:t xml:space="preserve"> Now, at age 36, he has vaulted into Grand Met's No. 1 job in Minneapolis and his boy-wonder traits of boldness, curiosity and financial wizardry are slowly being revealed to the larger business community.</w:t>
+        <w:t>By Jay McInerney Knopf. $ 24.</w:t>
         <w:br/>
-        <w:t xml:space="preserve"> Martin was the proven senior executive and Grand Met board member who was dispatched to Minneapolis to run things during and after the takeover. At a purchase price of $ 5.8 billion, the acquisition in January 1989 was by far the biggest deal London-based Grand Metropolitan PLC had ever made.</w:t>
+        <w:t>Reading ''The Last of the Savages'' is like reading previous Jay McInerney novels:</w:t>
         <w:br/>
-        <w:t>Three years later, with 58 percent of Grand Met's sales and 52 percent of its operating profits coming from its U.S. companies, Martin has returned to London with a promotion to chief operating officer of the company and chief executive of the overall food sector at Grand Met.</w:t>
+        <w:t>Recognizing characters who resonate with our times, admiring his insights, the sparkle of his writing and his wit, enjoying every page before closing the book with a nagging sense of frustration.</w:t>
         <w:br/>
-        <w:t xml:space="preserve"> With that much riding on North America, Grand Met had a megajob to fill.</w:t>
+        <w:t>When the narrator, Patrick Keane, first crosses paths with the book's hero, Will Savage, each is trying to escape the constraints of home. The son of a white Southern family with ''old'' money, Savage is drawn to the music of the blues played and sung in the shacks and bars of the Mississippi Delta.</w:t>
         <w:br/>
-        <w:t xml:space="preserve"> Barry Gibbons, 45, was already in charge of Miami-based Burger King, which Pillsbury owns. He continues to report to Martin.</w:t>
+        <w:t>Keane, a high achiever from a working-class New England family, is eager to remake himself in someone else's image.</w:t>
         <w:br/>
-        <w:t xml:space="preserve"> To head Pillsbury's food businesses, Alpo Petfoods and GrandMet Foodservice USA - which have $ 3.7 billion in sales - the parent company chose Walsh.</w:t>
+        <w:t>At the prestigious prep school where they meet in 1965, Savage plays the soundtrack of the coming social revolution while Keane studies how to belong. Following the two friends into middle age, the plot traces their points of contact as they pursue their different courses.</w:t>
         <w:br/>
-        <w:t xml:space="preserve"> Tony Scherber, who headed up Pillsbury sales under Walsh before recently retiring, said there was never any doubt who would succeed Martin at the Minneapolis headquarters.</w:t>
+        <w:t>Eventually, Savage's notoriety as a music producer and his marriage to a black singer alienates his family. Keane steps into the breach, moving on to Yale, Harvard Law and a corporate law firm, conforming in every way - except one.</w:t>
         <w:br/>
-        <w:t xml:space="preserve"> "You could say that after Paul put the deal together to buy Pillsbury, Ian gave it to him to run," Scherber said. "He said, 'OK, young star, you did good work. Now let's see if you can run it.' "</w:t>
+        <w:t>Savage's rise to fame is the first indication that McInerney chose his well-traveled road once again. As in ''Story of My Life,'' where the brilliance of the tone was marred by the author's insistence on jumping his character through dysfunctional family hoops, Savage apparently has to be larger than life for us to care what happens to him.</w:t>
         <w:br/>
-        <w:t xml:space="preserve"> Tom Haggai, chairman of IGA Inc., one of Pillsbury's biggest customers, said, "I think you will see Pillsbury have glory days under him..  He's going to write his own chapters."</w:t>
+        <w:t>The adult Savage is as hard to believe in as the house he builds for himself, ''a fantastic sight, the roofline turreted and crenellated and arched against the horizon, seeming to combine Moorish, Tuscan and Bavarian motifs, like something designed by Antoni Gaudi on assignment for Walt Disney.''</w:t>
         <w:br/>
-        <w:t xml:space="preserve"> The prelude already has been penned. Walsh, who looks a little like singer Phil Collins, has a disarming frequent smile and his British accent is so thick it buries some of his words. But the accent, like Walsh, is unpretentious. The only thing regal about him are the initials embroidered on the sleeve of his starched shirt.</w:t>
+        <w:t>His excesses and exploits are merely signposts pointing us through the 1970s and '80s, more tedious than amusing after a while.</w:t>
         <w:br/>
-        <w:t xml:space="preserve"> Walsh joined Grand Met in 1982 as a financial planner. By reforming the financial-reporting system in the brewing division, he captured the attention of Martin and Sir Allen Sheppard, chairman of Grand Met.</w:t>
+        <w:t>Keane has greater potential, but he too must fill the author's bill. His one characteristic that precludes absolute conformity, for example, is something we are told about but never see or experience with him - thus, it never rings true.</w:t>
         <w:br/>
-        <w:t xml:space="preserve"> Martin said that what caught his attention about Walsh was in financial matters "he always goes for the jugular vein. He is tremendously focused on the issues at hand."</w:t>
+        <w:t>As a first-person narrator, Keane is assigned the roles of both willing insider and satirical outsider, which prove to be impossible to unite.</w:t>
         <w:br/>
-        <w:t xml:space="preserve"> In 1987, with Martin heading up Grand Met's U.S. operations of Alpo and Pearle Vision Centers, Walsh joined him in Montvale, N.J. Martin also had responsibility for Inter-Continental Hotels Corp. and Walsh was assigned to study the future of that business. His conclusion was that it sucked up too much cash and was too costly to expand.</w:t>
+        <w:t>His digs at the ruling class - a restaurant is ''a shrine to red meat and brown drinks,'' a preppie's smirk suggests ''anything that you might think of doing had already been achieved by his ancestors'' - may be funny and to the point, but they do not sound like the views of a character who is selling his soul for that life.</w:t>
         <w:br/>
-        <w:t xml:space="preserve"> "If the company wasn't prepared to pay the price to grow it, then why not sell it?" Walsh said.</w:t>
+        <w:t>Every so often, Keane sounds a genuine note of alienation that provides a better clue to his motivation. In the ''uncharacteristic silence'' of a snowy night in New York, he says, ''I was deeply conscious of the lives suspended in slumber behind the brick and brownstone, thousands of my fellow creatures stacked in rows like books on a shelf. Or rather - because I imagined them all in pairs-like matched objects: creamer and sugar bowl, salt and pepper shakers, all locked away snug and safe for the night in their conjugal cabinets, together.''</w:t>
         <w:br/>
-        <w:t xml:space="preserve"> He handled the negotiations with a Japanese buyer and raked in more than $ 2 billion in net after-tax proceeds. As soon as he and Martin closed the deal in Tokyo, they hopped a flight to New Jersey. The next day, Oct. 3, 1988, they flew to Minneapolis and launched their tender offer for Pillsbury's stock. By January they were in control.</w:t>
+        <w:t>McInerney is a great stylist, and probably one of the better chroniclers of the social class he observes. One only occasionally notices that his characters, burdened with the story's structure, wish they could set it down and stretch their limbs.</w:t>
         <w:br/>
-        <w:t xml:space="preserve"> "Heady days. Great fun though," Walsh said.</w:t>
-        <w:br/>
-        <w:t xml:space="preserve"> Martin and Walsh had long considered Pillsbury the primary target for Grand Met's expansion into the U.S. food industry. But they kept mum about the company's intentions until the hotel deal was sealed. They feared Pillsbury would try to mess up the hotel sale as a takeover defense.</w:t>
-        <w:br/>
-        <w:t xml:space="preserve"> "There was the possibility Pillsbury would do mischief," he said.</w:t>
-        <w:br/>
-        <w:t xml:space="preserve"> Not more than six people inside Grand Met were part of the takeover team. Walsh's role was to provide the financial analysis and help arrange financing. The team obtained interest rate caps from lenders months before the Pillsbury purchase, which led to borrowing money below prevailing market rates.</w:t>
-        <w:br/>
-        <w:t xml:space="preserve"> "He is a wizard, absolutely, with finances," Scherber said.</w:t>
-        <w:br/>
-        <w:t xml:space="preserve"> In his new job, Walsh doesn't have as much responsibility as Martin did. Not only is Burger King out of his realm, but Walsh is quick to point out that he shares joint chief operating responsibility for Grand Met's overall food sector with Peter Thompson in Europe. Thompson has direct responsibility for Haagen-Dazs worldwide and food sector businesses outside North America.</w:t>
-        <w:br/>
-        <w:t xml:space="preserve"> Walsh has direct responsibility for the much bigger North American food sector business. Including Haagen-Dazs' U.S. and Canada sales, North America accounts for 71 percent of Grand Met Food Sector sales.</w:t>
-        <w:br/>
-        <w:t xml:space="preserve"> Walsh has been the top operating executive at Pillsbury since July 1990, but he wasn't named chief executive officer of Pillsbury until Martin returned to London.</w:t>
-        <w:br/>
-        <w:t xml:space="preserve"> Walsh is managing the business in the tough, profit-wringing tradition of Grand Met, but he has managed not to awaken the mistrust spawned among employees at the time of the takeover. (In Martin's first year, there were massive layoffs and critics said Grand Met espoused the philosophy of managing employees with "a gentle hand around the throat.")</w:t>
-        <w:br/>
-        <w:t xml:space="preserve"> In fiscal 1991, Pillsbury's operating earnings increased 30 percent from 1990, while advertising spending increased 18 percent. Under Walsh's stewardship, the company has partly retreated from the low-margin flour milling business and he has spearheaded a $ 140 million plant modernization program, which is designed to cut $ 30 million in costs annually.</w:t>
-        <w:br/>
-        <w:t xml:space="preserve"> Under Walsh's battle cry that "new products are the lifeblood of the food industry," Pillsbury rolled out 65 new offerings in fiscal 1991 and Grand Met Food Sector was named new product company of the year by Prepared Foods magazine. Grand Met also beefed up its food service business recently by paying $ 120 million in stock to buy the frozen products division of locally owned McGlynn Bakeries.</w:t>
-        <w:br/>
-        <w:t xml:space="preserve"> In a gutsy move, Walsh also severed a long-standing agreement under which Kraft Foods brokered Pillsbury refrigerated dough products. Pillsbury hired more than 200 additional sales people to fill the gap. A source said previous management was afraid to end the relationship because it would open the door for Kraft to compete against Pillsbury in that business.</w:t>
-        <w:br/>
-        <w:t xml:space="preserve"> Despite his obvious forcefulness, Walsh is admired for taking his own success lightly and listening to those around him. Even though the food business is relatively new to him, he has enough natural leadership ability to make him effective at the top of a company that is driven by marketing.</w:t>
-        <w:br/>
-        <w:t xml:space="preserve"> "He neither has an ego nor paranoia that makes him want to be center stage," IGA's Haggai said.</w:t>
-        <w:br/>
-        <w:t xml:space="preserve"> A source who knows Martin and Walsh said the local business community was quicker to warm up to Walsh. Perhaps that is because Walsh - unlike Martin - gets around without a chauffeur.</w:t>
-        <w:br/>
-        <w:t xml:space="preserve"> "Paul's the kind of guy you could go out and have a beer with," the source said. "Ian was a little stiff."</w:t>
-        <w:br/>
-        <w:t xml:space="preserve"> Walsh grew up as an only child in a working-class neighborhood in Manchester, England. His father was a pipefitter-turned-CEO of a small engineering firm. "He was always inclined for me to go into that business, but in actual fact I was hopeless with my hands," Walsh said.</w:t>
-        <w:br/>
-        <w:t xml:space="preserve"> Not totally. In high school, Walsh was a three-sport athlete: soccer, cricket and rugby. He continued playing rugby while in college and he still plays a mean game of squash.</w:t>
-        <w:br/>
-        <w:t xml:space="preserve"> Larry Perlman, president and chief executive officer of Control Data Corp., said Walsh is still full of youthful curiosity. As a Control Data board member, for instance, Walsh visited the company's Arbitron division to satisfy his interest in the computerized ratings business.</w:t>
-        <w:br/>
-        <w:t xml:space="preserve"> "He's really a very incisive thinker," Perlman said. "He gets to know things very quickly."</w:t>
-        <w:br/>
-        <w:t xml:space="preserve"> Michael Wright, chairman, chief executive officer and president of Super Valu Stores Inc., said Walsh is a perfect fit at non-snobbish Grand Met.</w:t>
-        <w:br/>
-        <w:t xml:space="preserve"> "I would suspect he does not come from the English gentry," Wright said. "These guys, Ian and Paul, these are all pretty good guys who came up the hard way."</w:t>
-        <w:br/>
-        <w:t xml:space="preserve"> The company biography of Walsh identifies him as "a qualified accountant" who attended Manchester Polytechnic - not exactly Oxford or Cambridge. His first job was as an accountant at a factory in his hometown.</w:t>
-        <w:br/>
-        <w:t xml:space="preserve"> Not surprisingly, Walsh contends that success is open to anyone at Grand Met who can meet "really specific performance criteria." He said he got noticed by "generally making a nuisance of myself."</w:t>
-        <w:br/>
-        <w:t xml:space="preserve"> "The culture at Grand Met is very much about winning - taking bold strokes and setting yourself certain targets and then doing everything in your power to meet or exceed them," he said.</w:t>
-        <w:br/>
-        <w:t xml:space="preserve"> To get a sense of Walsh's boldness, imagine him revving up the twin 420-horsepower engines on his 34-foot cigarette boat and streaming off into the Gulf of Mexico from his vacation home on Marco Island, Fla. To sense his gift of curiosity, imagine him stopping the boat when he's miles out to sea and fiddling with a global positioning device that uses satellites to track a vessel's precise location on the ocean (within 10 feet.)</w:t>
-        <w:br/>
-        <w:t xml:space="preserve"> "If these are the things people like myself can buy, imagine what the Pentagon has," Walsh mused.</w:t>
-        <w:br/>
-        <w:t xml:space="preserve"> Financial wizardry? Try understanding that Walsh had a childhood weakness for calculus and trigonometry.</w:t>
-        <w:br/>
-        <w:t xml:space="preserve"> "I would happily sit down and do quadratic equations, but I would try and play hooky on history, reading and all the rest of it," he said.</w:t>
-        <w:br/>
-        <w:t xml:space="preserve"> That hasn't stopped Walsh from being well-rounded. For instance, as a member of the Greater Minneapolis Chamber of Commerce, Walsh has been active on education issues for children.</w:t>
-        <w:br/>
-        <w:t xml:space="preserve"> "Our staff thinks he pretty much walks on water," Chamber President Connie Levi said. "He's a very charming guy."</w:t>
-        <w:br/>
-        <w:t xml:space="preserve"> Walsh said he likes the Twin Cities as a place where he and his wife, Nikki, can raise their 10-year-old son, Dean Paul. But it's anyone's guess how long they will stay. The winters are long, property taxes high and the Twin Cities is short of the kind of cultural diversity he grew accustomed to in cities like London and New York, he said.</w:t>
-        <w:br/>
-        <w:t xml:space="preserve"> "I've always traveled throughout my career," Walsh said. "My philosophy is that you go where the opportunities are."</w:t>
-        <w:br/>
-        <w:t>Paul Walsh</w:t>
-        <w:br/>
-        <w:t>Born/May, 1, 1955, Manchester, England</w:t>
-        <w:br/>
-        <w:t>Family/wife, Nikki, a former flight attendant from Manchester he met in London. Son, Dean Paul, 10, a student at the International School in Eden Prairie.</w:t>
-        <w:br/>
-        <w:t>Home/Orono, since 1989</w:t>
-        <w:br/>
-        <w:t>Education/Manchester Polytechnic, 1977, accounting degree.</w:t>
-        <w:br/>
-        <w:t>Career/Joined Grand Met in 1982 as financial planner at Watney, Mann and Truman Brewers. He was promoted to chief financial officer of the division in 1986. A year later he was named CFO of Grand Met's Inter-Continental Hotels Corp., which he helped sell in 1988. He was a key member of the Grand Met team assigned to acquire Pillsbury and he was named chief operating officer of Pillsbury after the takeover. He was appointed joint CFO of Grand Met Food Sector in June 1991 and CEO of Pillsbury in January 1992. He is a board member at Control Data Corp., Minneapolis Chamber of Commerce and United Way of Minneapolis.</w:t>
-        <w:br/>
-        <w:t>Hobbies/Family, power boating, squash, water skiing, baseball fan, international travel, beginning golfer and former rugby, cricket and soccer player. Has vacation home on Marco Island, Fla.</w:t>
+        <w:t>Faith Schantz is free-lance book reviewer who lives in Pittsburgh.</w:t>
         <w:br/>
         <w:br/>
         <w:t>Graphic</w:t>
@@ -169,7 +91,7 @@
         <w:br/>
         <w:t xml:space="preserve"> </w:t>
         <w:br/>
-        <w:t>Photograph</w:t>
+        <w:t>PHOTO, PHOTO: Jay McInerney</w:t>
       </w:r>
     </w:p>
     <w:sectPr>

--- a/example_articles/countries/England/6.countries_England_Other_publisher.docx
+++ b/example_articles/countries/England/6.countries_England_Other_publisher.docx
@@ -7,7 +7,7 @@
         <w:pStyle w:val="Heading1"/>
       </w:pPr>
       <w:r>
-        <w:t>ENTER THE WORLD OF ANOTHER LARGER-THAN-LIFE HERO</w:t>
+        <w:t>HEAVY METALIST MAKES A SOLO DISC</w:t>
       </w:r>
     </w:p>
     <w:p>
@@ -17,22 +17,22 @@
     </w:p>
     <w:p>
       <w:r>
-        <w:t>Date: 1996-07-14</w:t>
+        <w:t>Date: 2000-11-12</w:t>
       </w:r>
     </w:p>
     <w:p>
       <w:r>
-        <w:t>Section: ARTS &amp; ENTERTAINMENT,; BOOK REVIEW</w:t>
+        <w:t>Section: FEATURES ARTS &amp; ENTERTAINMENT; Pg. I12</w:t>
       </w:r>
     </w:p>
     <w:p>
       <w:r>
-        <w:t>Source file: Other publishers/Files (500) (21).DOCX</w:t>
+        <w:t>Source file: Other publishers/Files (500) (24).DOCX</w:t>
       </w:r>
     </w:p>
     <w:p>
       <w:r>
-        <w:t>Raw locations result, 'locations': ['New England', 'Pennsylvania']</w:t>
+        <w:t>Raw locations result, 'locations': ['England']</w:t>
       </w:r>
     </w:p>
     <w:p>
@@ -49,41 +49,53 @@
     </w:p>
     <w:p>
       <w:r>
-        <w:t>''THE LAST OF THE SAVAGES''</w:t>
+        <w:t>Fresh from his reunion tour with heavy-metal monsters Black Sabbath, guitarist Tony Iommi is keeping it loud by releasing the first solo album of his three-decade career.</w:t>
         <w:br/>
-        <w:t xml:space="preserve"> </w:t>
+        <w:t>Somewhat in the vein of Santana's recent blockbuster comeback, Iommi pairs the non-singing rock veteran with younger musicians such as Dave Grohl of the Foo Fighters and Billy Corgan of Smashing Pumpkins. Iommi's old bandmate, Ozzy Osbourne, is along for the ride, as is pop-punk rocker Billy Idol, emerging from years of isolation.</w:t>
         <w:br/>
-        <w:t>By Jay McInerney Knopf. $ 24.</w:t>
+        <w:t>The album has been in the works for 31/2 years, but sessions were interrupted by the Sabbath reunion tour and by the difficulty of booking studio time with his busy guests.</w:t>
         <w:br/>
-        <w:t>Reading ''The Last of the Savages'' is like reading previous Jay McInerney novels:</w:t>
+        <w:t>Iommi, 52, says he wanted to surprise fans by avoiding collaborations with fellow veterans such as Rob Halford, formerly of Judas Priest; Deep Purple's Ian Gillan; or Bruce Dickinson of Iron Maiden.</w:t>
         <w:br/>
-        <w:t>Recognizing characters who resonate with our times, admiring his insights, the sparkle of his writing and his wit, enjoying every page before closing the book with a nagging sense of frustration.</w:t>
+        <w:t>"People have put me in a little bag and think I would be having certain people on it," he said recently in an interview in Beverly Hills. "I really didn't want to go that route."</w:t>
         <w:br/>
-        <w:t>When the narrator, Patrick Keane, first crosses paths with the book's hero, Will Savage, each is trying to escape the constraints of home. The son of a white Southern family with ''old'' money, Savage is drawn to the music of the blues played and sung in the shacks and bars of the Mississippi Delta.</w:t>
+        <w:t>Along with producer Bob Marlette, he approached potential guests. The only one he couldn't get was Welsh balladeer Tom Jones, who was busy with his own project.</w:t>
         <w:br/>
-        <w:t>Keane, a high achiever from a working-class New England family, is eager to remake himself in someone else's image.</w:t>
+        <w:t>Also on Iommi are English chanteuse Skin of Skunk Anansie, fellow Brit Ian Astbury of the Cult, and American rockers Henry Rollins, Philip Anselmo of Pantera, Serj Tankian of System of a Down, and Peter Steele of Type O Negative.</w:t>
         <w:br/>
-        <w:t>At the prestigious prep school where they meet in 1965, Savage plays the soundtrack of the coming social revolution while Keane studies how to belong. Following the two friends into middle age, the plot traces their points of contact as they pursue their different courses.</w:t>
+        <w:t>The Grohl track, "Goodbye Lament," which features Queen guitarist Brian May, is rising through Billboard's mainstream-rock radio airplay chart and is at No. 17 in its fifth week of release.</w:t>
         <w:br/>
-        <w:t>Eventually, Savage's notoriety as a music producer and his marriage to a black singer alienates his family. Keane steps into the breach, moving on to Yale, Harvard Law and a corporate law firm, conforming in every way - except one.</w:t>
+        <w:t>Despite the logistical nightmare, Iommi said the recording process was "relatively painless." The guest singers would pick Iommi guitar riffs they liked, then add their own lyrics and melodies. He gave them complete creative freedom.</w:t>
         <w:br/>
-        <w:t>Savage's rise to fame is the first indication that McInerney chose his well-traveled road once again. As in ''Story of My Life,'' where the brilliance of the tone was marred by the author's insistence on jumping his character through dysfunctional family hoops, Savage apparently has to be larger than life for us to care what happens to him.</w:t>
+        <w:t>"My idea on my side was to amalgamate the two of us. Billy Corgan, for instance, he's stepping out of Pumpkins into my world, and I'm stepping out of the Sabbath situation into another situation."</w:t>
         <w:br/>
-        <w:t>The adult Savage is as hard to believe in as the house he builds for himself, ''a fantastic sight, the roofline turreted and crenellated and arched against the horizon, seeming to combine Moorish, Tuscan and Bavarian motifs, like something designed by Antoni Gaudi on assignment for Walt Disney.''</w:t>
+        <w:t>Iommi belatedly realized, though, that his guests were doing Sabbath imitations, since most of the songs deal with death and destruction - staples of the Sabbath canon.</w:t>
         <w:br/>
-        <w:t>His excesses and exploits are merely signposts pointing us through the 1970s and '80s, more tedious than amusing after a while.</w:t>
+        <w:t>"I thought, 'Blimey! There's no up-tempo stuff on this as well.' I never really realized it while we were doing it."</w:t>
         <w:br/>
-        <w:t>Keane has greater potential, but he too must fill the author's bill. His one characteristic that precludes absolute conformity, for example, is something we are told about but never see or experience with him - thus, it never rings true.</w:t>
+        <w:t>Chalk that up to Sabbath's influence on several generations of musicians. Corgan calls himself a huge Black Sabbath fan, and Type O Negative and System of a Down performed on the Nativity in Black Sabbath tribute albums.</w:t>
         <w:br/>
-        <w:t>As a first-person narrator, Keane is assigned the roles of both willing insider and satirical outsider, which prove to be impossible to unite.</w:t>
+        <w:t>Iommi cofounded Black Sabbath in 1968 with Osbourne, bass player Geezer Butler, and drummer Bill Ward, working-class pals from the industrial English city of Birmingham.</w:t>
         <w:br/>
-        <w:t>His digs at the ruling class - a restaurant is ''a shrine to red meat and brown drinks,'' a preppie's smirk suggests ''anything that you might think of doing had already been achieved by his ancestors'' - may be funny and to the point, but they do not sound like the views of a character who is selling his soul for that life.</w:t>
+        <w:t>With Iommi overseeing its sound, Sabbath pioneered heavy metal with such bone-crunching nuggets as "Iron Man" and "Paranoid." He was the only member to stay with the lineup through to the 1997 reunion.</w:t>
         <w:br/>
-        <w:t>Every so often, Keane sounds a genuine note of alienation that provides a better clue to his motivation. In the ''uncharacteristic silence'' of a snowy night in New York, he says, ''I was deeply conscious of the lives suspended in slumber behind the brick and brownstone, thousands of my fellow creatures stacked in rows like books on a shelf. Or rather - because I imagined them all in pairs-like matched objects: creamer and sugar bowl, salt and pepper shakers, all locked away snug and safe for the night in their conjugal cabinets, together.''</w:t>
+        <w:t>Three-quarters of Black Sabbath are playing on "Who's Fooling Who" - Osbourne, Iommi and Ward. Iommi invited Butler to help, but he declined.</w:t>
         <w:br/>
-        <w:t>McInerney is a great stylist, and probably one of the better chroniclers of the social class he observes. One only occasionally notices that his characters, burdened with the story's structure, wish they could set it down and stretch their limbs.</w:t>
+        <w:t>He says relations with his Sabbath bandmates are fine, particularly since Osbourne's wife and manager, Sharon, released Iommi on her nascent label, Divine Recordings.</w:t>
         <w:br/>
-        <w:t>Faith Schantz is free-lance book reviewer who lives in Pittsburgh.</w:t>
+        <w:t>Of his contact with Ozzy Osbourne, who has homes in Beverly Hills and England, Iommi said: "You might not hear from him for three months, then he'll call me eight times in a day."</w:t>
+        <w:br/>
+        <w:t>Butler lives a few houses down from Iommi's spread in Warwickshire, England, but they bump into each other only while walking their dogs at a nearby canal.</w:t>
+        <w:br/>
+        <w:t>There are no plans for another Sabbath reunion, Iommi said. However, "we never planned the last one either. We did talk at one point about a studio record, but that's about as far as it went."</w:t>
+        <w:br/>
+        <w:t>Which leaves Iommi time to socialize with his music-industry and football pals at dinner parties at each other's places. Although he is the only one in Sabbath who still drinks, his wild days are past, he says. So, too, are such rock-star indulgences as his mania for cars.</w:t>
+        <w:br/>
+        <w:t>"I had some real collectible cars. I had a Ferrari Daytona, a Lamborghini Miura. Like an idiot, I sold them, and of course the price now is ridiculous. I had an old Phantom Rolls-Royce, and I just used to look at them basically and start 'em up, and that was it. Stupid."</w:t>
+        <w:br/>
+        <w:t>Is he revved up over another album of collaborations?</w:t>
+        <w:br/>
+        <w:t>"That's the $10 million question. . . . It would have to be a lot bloody quicker."</w:t>
         <w:br/>
         <w:br/>
         <w:t>Graphic</w:t>
@@ -91,7 +103,11 @@
         <w:br/>
         <w:t xml:space="preserve"> </w:t>
         <w:br/>
-        <w:t>PHOTO, PHOTO: Jay McInerney</w:t>
+        <w:t>PHOTO;</w:t>
+        <w:br/>
+        <w:t>PHOTO</w:t>
+        <w:br/>
+        <w:t>After 30 years, guitarist and Black Sabbath cofounder Tony Iommi collaborated with a host of rockers on "Iommi." (KEVIN WESTENBERG)</w:t>
       </w:r>
     </w:p>
     <w:sectPr>
